--- a/docs/homeworks/hw_9_lmm/09_03_homework_lmm.docx
+++ b/docs/homeworks/hw_9_lmm/09_03_homework_lmm.docx
@@ -1638,7 +1638,7 @@
     <w:bookmarkEnd w:id="29"/>
     <w:sectPr>
       <w:pgSz w:h="15840" w:w="12240"/>
-      <w:pgMar w:bottom="720" w:footer="720" w:gutter="0" w:header="720" w:left="1152" w:right="720" w:top="720"/>
+      <w:pgMar w:bottom="1440" w:footer="720" w:gutter="0" w:header="720" w:left="1440" w:right="1440" w:top="1440"/>
       <w:cols w:space="720"/>
       <w:docGrid w:linePitch="360"/>
     </w:sectPr>
@@ -2948,7 +2948,7 @@
     <w:basedOn w:val="Normal"/>
     <w:next w:val="Normal"/>
     <w:qFormat/>
-    <w:rsid w:val="00B86ADC"/>
+    <w:rsid w:val="00BC28E9"/>
     <w:pPr>
       <w:pBdr>
         <w:top w:color="FF0000" w:space="1" w:sz="8" w:val="single"/>
@@ -2962,14 +2962,14 @@
     </w:pPr>
     <w:rPr>
       <w:rFonts w:ascii="Courier New" w:hAnsi="Courier New"/>
-      <w:sz w:val="16"/>
+      <w:sz w:val="18"/>
     </w:rPr>
   </w:style>
   <w:style w:customStyle="1" w:styleId="SourceCode" w:type="paragraph">
     <w:name w:val="Source Code"/>
     <w:basedOn w:val="Normal"/>
     <w:qFormat/>
-    <w:rsid w:val="0018210C"/>
+    <w:rsid w:val="00771E03"/>
     <w:pPr>
       <w:pBdr>
         <w:top w:color="auto" w:space="1" w:sz="8" w:val="single"/>
@@ -2977,20 +2977,20 @@
         <w:bottom w:color="auto" w:space="1" w:sz="8" w:val="single"/>
         <w:right w:color="auto" w:space="4" w:sz="8" w:val="single"/>
       </w:pBdr>
-      <w:shd w:color="auto" w:fill="auto" w:val="pct5"/>
+      <w:shd w:color="auto" w:fill="auto" w:val="pct15"/>
       <w:spacing w:after="240" w:before="240"/>
       <w:ind w:left="432" w:right="432"/>
     </w:pPr>
     <w:rPr>
       <w:rFonts w:ascii="Courier New" w:hAnsi="Courier New"/>
-      <w:sz w:val="15"/>
+      <w:sz w:val="20"/>
     </w:rPr>
   </w:style>
   <w:style w:customStyle="1" w:styleId="Verbatim" w:type="paragraph">
     <w:name w:val="Verbatim"/>
     <w:basedOn w:val="Normal"/>
     <w:qFormat/>
-    <w:rsid w:val="0018210C"/>
+    <w:rsid w:val="00771E03"/>
     <w:pPr>
       <w:shd w:color="auto" w:fill="auto" w:val="pct15"/>
       <w:spacing w:after="240" w:before="240"/>
@@ -2998,7 +2998,7 @@
     </w:pPr>
     <w:rPr>
       <w:rFonts w:ascii="Courier New" w:hAnsi="Courier New"/>
-      <w:sz w:val="16"/>
+      <w:sz w:val="18"/>
     </w:rPr>
   </w:style>
   <w:style w:customStyle="1" w:styleId="CodeBlock" w:type="paragraph">
@@ -3041,11 +3041,6 @@
     <w:pPr>
       <w:spacing w:after="100"/>
     </w:pPr>
-  </w:style>
-  <w:style w:customStyle="1" w:styleId="Graphic" w:type="paragraph">
-    <w:name w:val="Graphic"/>
-    <w:qFormat/>
-    <w:rsid w:val="00735D8A"/>
   </w:style>
   <w:style w:type="character" w:customStyle="1" w:styleId="KeywordTok">
     <w:name w:val="KeywordTok"/>
